--- a/lessons/4-2/downloads/reveal/teacher/4.2-answer-key.docx
+++ b/lessons/4-2/downloads/reveal/teacher/4.2-answer-key.docx
@@ -24,6 +24,7 @@
       <w:pPr>
         <w:keepNext/>
         <w:spacing w:before="0" w:after="10" w:line="240" w:lineRule="auto"/>
+        <w:outlineLvl w:val="0"/>
       </w:pPr>
       <w:r>
         <w:rPr>
@@ -63,6 +64,7 @@
           <w:tab w:val="right" w:pos="9504"/>
         </w:tabs>
         <w:spacing w:before="90" w:after="50" w:line="240" w:lineRule="auto"/>
+        <w:outlineLvl w:val="1"/>
       </w:pPr>
       <w:r>
         <w:rPr>
@@ -303,7 +305,7 @@
                 <w:sz w:val="17"/>
                 <w:szCs w:val="17"/>
               </w:rPr>
-              <w:t xml:space="preserve">In class, after the lesson. Two pages. The self-check code tells students if they are on track.</w:t>
+              <w:t xml:space="preserve">In class, after the lesson. Two pages: 8 problems, Find the Error, 2 test items. The self-check code tells students if they are on track.</w:t>
             </w:r>
           </w:p>
         </w:tc>
@@ -424,7 +426,7 @@
                 <w:sz w:val="17"/>
                 <w:szCs w:val="17"/>
               </w:rPr>
-              <w:t xml:space="preserve">Homework Packet</w:t>
+              <w:t xml:space="preserve">Teaching Support Guide</w:t>
             </w:r>
           </w:p>
         </w:tc>
@@ -444,7 +446,101 @@
                 <w:sz w:val="17"/>
                 <w:szCs w:val="17"/>
               </w:rPr>
-              <w:t xml:space="preserve">Sheet 1 after Session 1, Sheet 2 after Session 2. Level 1 has the same problems and answers, with a word bank, step frames and larger type for students who need language support.</w:t>
+              <w:t xml:space="preserve">Teacher page: lesson route, what to look for on each exit item, the next prompt, and a fresh check for after reteaching.</w:t>
+            </w:r>
+          </w:p>
+        </w:tc>
+      </w:tr>
+      <w:tr>
+        <w:trPr>
+          <w:cantSplit/>
+        </w:trPr>
+        <w:tc>
+          <w:tcPr>
+            <w:tcW w:w="2600" w:type="dxa"/>
+            <w:shd w:val="clear" w:color="auto" w:fill="F2F4F6"/>
+            <w:vAlign w:val="center"/>
+          </w:tcPr>
+          <w:p>
+            <w:pPr>
+              <w:spacing w:before="0" w:after="0" w:line="252" w:lineRule="auto"/>
+            </w:pPr>
+            <w:r>
+              <w:rPr>
+                <w:rFonts w:ascii="Avenir Next" w:hAnsi="Avenir Next" w:cs="Avenir Next" w:eastAsia="Avenir Next"/>
+                <w:b/>
+                <w:color w:val="1A1A1A"/>
+                <w:sz w:val="17"/>
+                <w:szCs w:val="17"/>
+              </w:rPr>
+              <w:t xml:space="preserve">Explain Your Thinking</w:t>
+            </w:r>
+          </w:p>
+        </w:tc>
+        <w:tc>
+          <w:tcPr>
+            <w:tcW w:w="6904" w:type="dxa"/>
+            <w:vAlign w:val="center"/>
+          </w:tcPr>
+          <w:p>
+            <w:pPr>
+              <w:spacing w:before="0" w:after="0" w:line="252" w:lineRule="auto"/>
+            </w:pPr>
+            <w:r>
+              <w:rPr>
+                <w:rFonts w:ascii="Avenir Next" w:hAnsi="Avenir Next" w:cs="Avenir Next" w:eastAsia="Avenir Next"/>
+                <w:color w:val="1A1A1A"/>
+                <w:sz w:val="17"/>
+                <w:szCs w:val="17"/>
+              </w:rPr>
+              <w:t xml:space="preserve">Optional language support for the Guided Notes “Model, Reason, Explain” page: draw it, talk it, write it.</w:t>
+            </w:r>
+          </w:p>
+        </w:tc>
+      </w:tr>
+      <w:tr>
+        <w:trPr>
+          <w:cantSplit/>
+        </w:trPr>
+        <w:tc>
+          <w:tcPr>
+            <w:tcW w:w="2600" w:type="dxa"/>
+            <w:shd w:val="clear" w:color="auto" w:fill="F2F4F6"/>
+            <w:vAlign w:val="center"/>
+          </w:tcPr>
+          <w:p>
+            <w:pPr>
+              <w:spacing w:before="0" w:after="0" w:line="252" w:lineRule="auto"/>
+            </w:pPr>
+            <w:r>
+              <w:rPr>
+                <w:rFonts w:ascii="Avenir Next" w:hAnsi="Avenir Next" w:cs="Avenir Next" w:eastAsia="Avenir Next"/>
+                <w:b/>
+                <w:color w:val="1A1A1A"/>
+                <w:sz w:val="17"/>
+                <w:szCs w:val="17"/>
+              </w:rPr>
+              <w:t xml:space="preserve">Homework Packet</w:t>
+            </w:r>
+          </w:p>
+        </w:tc>
+        <w:tc>
+          <w:tcPr>
+            <w:tcW w:w="6904" w:type="dxa"/>
+            <w:vAlign w:val="center"/>
+          </w:tcPr>
+          <w:p>
+            <w:pPr>
+              <w:spacing w:before="0" w:after="0" w:line="252" w:lineRule="auto"/>
+            </w:pPr>
+            <w:r>
+              <w:rPr>
+                <w:rFonts w:ascii="Avenir Next" w:hAnsi="Avenir Next" w:cs="Avenir Next" w:eastAsia="Avenir Next"/>
+                <w:color w:val="1A1A1A"/>
+                <w:sz w:val="17"/>
+                <w:szCs w:val="17"/>
+              </w:rPr>
+              <w:t xml:space="preserve">Sheet 1 after Session 1, Sheet 2 after Session 2. Level 1 has the same problems and answers, with a word bank (English and Spanish), step frames on every problem and larger type (12 pt).</w:t>
             </w:r>
           </w:p>
         </w:tc>
@@ -460,6 +556,7 @@
           <w:tab w:val="right" w:pos="9504"/>
         </w:tabs>
         <w:spacing w:before="90" w:after="50" w:line="240" w:lineRule="auto"/>
+        <w:outlineLvl w:val="1"/>
       </w:pPr>
       <w:r>
         <w:rPr>
@@ -643,7 +740,7 @@
                 <w:sz w:val="17"/>
                 <w:szCs w:val="17"/>
               </w:rPr>
-              <w:t xml:space="preserve">Free Throws and Phone Battery. One partner writes the fraction or decimal; the other writes the percent and explains the scaling. Switch roles with Homework Check: 26 of 40 problems (26/40 = 13/20 = 0.65 = 65%).</w:t>
+              <w:t xml:space="preserve">Free Throws and Phone Battery. One partner writes the fraction or decimal; the other writes the percent and explains the scaling. Switch roles with Jacket Sale: $26 off $40 (26/40 = 13/20 = 0.65 = 65% discount).</w:t>
             </w:r>
           </w:p>
         </w:tc>
@@ -740,7 +837,7 @@
                 <w:sz w:val="17"/>
                 <w:szCs w:val="17"/>
               </w:rPr>
-              <w:t xml:space="preserve">Writing the part as the percent without scaling to 100 (26 of 40 called “26%”).</w:t>
+              <w:t xml:space="preserve">Writing the part as the percent without scaling to 100 ($26 off $40 called a “26%” discount).</w:t>
             </w:r>
           </w:p>
           <w:p>
@@ -793,6 +890,7 @@
           <w:tab w:val="right" w:pos="9504"/>
         </w:tabs>
         <w:spacing w:before="90" w:after="50" w:line="240" w:lineRule="auto"/>
+        <w:outlineLvl w:val="1"/>
       </w:pPr>
       <w:r>
         <w:rPr>
@@ -1110,7 +1208,7 @@
                 <w:sz w:val="17"/>
                 <w:szCs w:val="17"/>
               </w:rPr>
-              <w:t xml:space="preserve">Missing ties: 0.6 and 3/5 are equal and should sit side by side.</w:t>
+              <w:t xml:space="preserve">Missing ties: 0.36 and 9/25 are both 36% and should sit side by side.</w:t>
             </w:r>
           </w:p>
         </w:tc>
@@ -1126,6 +1224,7 @@
           <w:tab w:val="right" w:pos="9504"/>
         </w:tabs>
         <w:spacing w:before="90" w:after="50" w:line="240" w:lineRule="auto"/>
+        <w:outlineLvl w:val="1"/>
       </w:pPr>
       <w:r>
         <w:rPr>
@@ -1552,7 +1651,7 @@
                 <w:sz w:val="15"/>
                 <w:szCs w:val="15"/>
               </w:rPr>
-              <w:t xml:space="preserve">6.RP.A.3c</w:t>
+              <w:t xml:space="preserve">6.AT.4</w:t>
             </w:r>
           </w:p>
         </w:tc>
@@ -1842,7 +1941,7 @@
                 <w:sz w:val="15"/>
                 <w:szCs w:val="15"/>
               </w:rPr>
-              <w:t xml:space="preserve">6.RP.A.3c</w:t>
+              <w:t xml:space="preserve">6.AT.4</w:t>
             </w:r>
           </w:p>
         </w:tc>
@@ -2132,7 +2231,7 @@
                 <w:sz w:val="15"/>
                 <w:szCs w:val="15"/>
               </w:rPr>
-              <w:t xml:space="preserve">6.RP.A.3c</w:t>
+              <w:t xml:space="preserve">6.AT.4</w:t>
             </w:r>
           </w:p>
         </w:tc>
@@ -2422,7 +2521,7 @@
                 <w:sz w:val="15"/>
                 <w:szCs w:val="15"/>
               </w:rPr>
-              <w:t xml:space="preserve">6.RP.A.3c</w:t>
+              <w:t xml:space="preserve">6.AT.4</w:t>
             </w:r>
           </w:p>
         </w:tc>
@@ -2696,6 +2795,7 @@
           <w:tab w:val="right" w:pos="9504"/>
         </w:tabs>
         <w:spacing w:before="90" w:after="50" w:line="240" w:lineRule="auto"/>
+        <w:outlineLvl w:val="1"/>
       </w:pPr>
       <w:r>
         <w:rPr>
@@ -2903,7 +3003,7 @@
                 <w:sz w:val="17"/>
                 <w:szCs w:val="17"/>
               </w:rPr>
-              <w:t xml:space="preserve"> place after the decimal point.</w:t>
+              <w:t xml:space="preserve"> place after the point.</w:t>
             </w:r>
           </w:p>
           <w:p>
@@ -3253,7 +3353,7 @@
                 <w:sz w:val="17"/>
                 <w:szCs w:val="17"/>
               </w:rPr>
-              <w:t xml:space="preserve">0.45 and 45/100 = 9/20</w:t>
+              <w:t xml:space="preserve">0.92 and 92/100 = 23/25</w:t>
             </w:r>
           </w:p>
           <w:p>
@@ -3344,7 +3444,7 @@
                 <w:sz w:val="17"/>
                 <w:szCs w:val="17"/>
               </w:rPr>
-              <w:t xml:space="preserve">18/25 = 72/100 = 0.72 = 72%</w:t>
+              <w:t xml:space="preserve">a. 18/25  b. 0.72  c. 72%  (18/25 = 72/100)</w:t>
             </w:r>
           </w:p>
           <w:p>
@@ -3482,7 +3582,7 @@
                 <w:sz w:val="17"/>
                 <w:szCs w:val="17"/>
               </w:rPr>
-              <w:t xml:space="preserve">Hamster: 16/50 = 8/25 = 0.32 = 32%.  Fish: 24/50 = 12/25 = 0.48 = 48%.  Turtle: 50 − 40 = 10 votes, 10/50 = 1/5 = 0.2 = 20%.</w:t>
+              <w:t xml:space="preserve">Bar: 40%, 60%, 80% (10 votes = 20%, so 1 vote = 2%).  Hamster: 16/50 = 8/25 = 0.32 = 32%.  Fish: 24/50 = 12/25 = 0.48 = 48%.  Turtle: 50 − 40 = 10 votes, 10/50 = 1/5 = 0.2 = 20%.</w:t>
             </w:r>
           </w:p>
           <w:p>
@@ -3593,7 +3693,7 @@
                 <w:sz w:val="17"/>
                 <w:szCs w:val="17"/>
               </w:rPr>
-              <w:t xml:space="preserve">26/40 = 13/20 = 65/100 = 0.65 = 65%</w:t>
+              <w:t xml:space="preserve">26/40 = 13/20 = 65/100 = 0.65 = 65% discount</w:t>
             </w:r>
           </w:p>
           <w:p>
@@ -3630,7 +3730,7 @@
                 <w:sz w:val="17"/>
                 <w:szCs w:val="17"/>
               </w:rPr>
-              <w:t xml:space="preserve">8/20 = 40/100 = 40%, so 0.4</w:t>
+              <w:t xml:space="preserve">a. 8/20 = 40/100 = 40%  b. 0.4</w:t>
             </w:r>
           </w:p>
           <w:p>
@@ -3957,7 +4057,7 @@
                 <w:sz w:val="17"/>
                 <w:szCs w:val="17"/>
               </w:rPr>
-              <w:t xml:space="preserve">Museum: 14/40 = 7/20 = 0.35 = 35%.  Zoo: 18/40 = 9/20 = 0.45 = 45%.  Nature center: 40 − 32 = 8 votes, 8/40 = 1/5 = 0.2 = 20%.</w:t>
+              <w:t xml:space="preserve">Bar: 50%, 75% (10 votes = 25%, so 2 votes = 5%).  Museum: 14/40 = 7/20 = 0.35 = 35%.  Zoo: 18/40 = 9/20 = 0.45 = 45%.  Nature center: 40 − 32 = 8 votes, 8/40 = 1/5 = 0.2 = 20%.</w:t>
             </w:r>
           </w:p>
           <w:p>
@@ -3994,7 +4094,7 @@
                 <w:sz w:val="17"/>
                 <w:szCs w:val="17"/>
               </w:rPr>
-              <w:t xml:space="preserve">a. 14/20 = 7/10  b. 70%</w:t>
+              <w:t xml:space="preserve">a. 15/25 = 3/5  b. 60%</w:t>
             </w:r>
           </w:p>
           <w:p>
@@ -4068,7 +4168,7 @@
                 <w:sz w:val="17"/>
                 <w:szCs w:val="17"/>
               </w:rPr>
-              <w:t xml:space="preserve">22/40 = 11/20 = 55/100 = 0.55 = 55%</w:t>
+              <w:t xml:space="preserve">22/40 = 11/20 = 55/100 = 0.55 = 55% discount</w:t>
             </w:r>
           </w:p>
           <w:p>
@@ -4105,7 +4205,7 @@
                 <w:sz w:val="17"/>
                 <w:szCs w:val="17"/>
               </w:rPr>
-              <w:t xml:space="preserve">6/20 = 30/100 = 30%, so 0.3</w:t>
+              <w:t xml:space="preserve">a. 6/20 = 30/100 = 30%  b. 0.3</w:t>
             </w:r>
           </w:p>
           <w:p>
@@ -4352,6 +4452,7 @@
           <w:tab w:val="right" w:pos="9504"/>
         </w:tabs>
         <w:spacing w:before="90" w:after="50" w:line="240" w:lineRule="auto"/>
+        <w:outlineLvl w:val="1"/>
       </w:pPr>
       <w:r>
         <w:rPr>
@@ -5257,7 +5358,7 @@
                 <w:sz w:val="17"/>
                 <w:szCs w:val="17"/>
               </w:rPr>
-              <w:t xml:space="preserve">36%, 36%, 34%. Order: 34%, then 0.36 and 9/25 tie at 36%.</w:t>
+              <w:t xml:space="preserve">a. 36%, 36%, 34%  b. 34%, then 0.36 and 9/25 (tie)  c. 0.36 and 9/25 tie at 36%</w:t>
             </w:r>
           </w:p>
           <w:p>
@@ -5331,7 +5432,7 @@
                 <w:sz w:val="17"/>
                 <w:szCs w:val="17"/>
               </w:rPr>
-              <w:t xml:space="preserve">Owen compared digits, not values. 0.6 = 60%, 3/5 = 60/100 = 60%, so 0.6 and 3/5 tie. Order: 0.6 and 3/5 (tie at 60%), then 61%.</w:t>
+              <w:t xml:space="preserve">Owen compared digits, not values. 0.55 = 55%, 3/5 = 60/100 = 60%, and 61%. 3/5 is not the smallest. Order: 0.55, 3/5, 61% (55% &lt; 60% &lt; 61%).</w:t>
             </w:r>
           </w:p>
           <w:p>
@@ -5378,7 +5479,7 @@
                 <w:sz w:val="17"/>
                 <w:szCs w:val="17"/>
               </w:rPr>
-              <w:t xml:space="preserve">  (0.6)</w:t>
+              <w:t xml:space="preserve">  (0.9)</w:t>
             </w:r>
           </w:p>
           <w:p>
@@ -5732,7 +5833,7 @@
                 <w:sz w:val="17"/>
                 <w:szCs w:val="17"/>
               </w:rPr>
-              <w:t xml:space="preserve">48%, 48%, 46%. Order: 46%, then 0.48 and 12/25 tie at 48%.</w:t>
+              <w:t xml:space="preserve">a. 48%, 48%, 46%  b. 46%, then 0.48 and 12/25 (tie)  c. 0.48 and 12/25 tie at 48%</w:t>
             </w:r>
           </w:p>
           <w:p>
@@ -5806,7 +5907,7 @@
                 <w:sz w:val="17"/>
                 <w:szCs w:val="17"/>
               </w:rPr>
-              <w:t xml:space="preserve">0.8 = 80% and 4/5 = 80/100 = 80%, so they are equal, not less than. Correct: 0.8 = 4/5 &lt; 83% (0.8 and 4/5 tie at 80%).</w:t>
+              <w:t xml:space="preserve">Nadia compared digits, not values. 0.75 = 75%, 4/5 = 80/100 = 80%, and 82%. 4/5 is not the smallest. Order: 0.75, 4/5, 82% (75% &lt; 80% &lt; 82%).</w:t>
             </w:r>
           </w:p>
           <w:p>
@@ -5853,7 +5954,7 @@
                 <w:sz w:val="17"/>
                 <w:szCs w:val="17"/>
               </w:rPr>
-              <w:t xml:space="preserve">  (0.7)</w:t>
+              <w:t xml:space="preserve">  (0.4)</w:t>
             </w:r>
           </w:p>
           <w:p>
@@ -5900,7 +6001,7 @@
                 <w:sz w:val="17"/>
                 <w:szCs w:val="17"/>
               </w:rPr>
-              <w:t xml:space="preserve">  (3/8)</w:t>
+              <w:t xml:space="preserve">  (1/2)</w:t>
             </w:r>
           </w:p>
           <w:p>
@@ -5941,6 +6042,7 @@
           <w:tab w:val="right" w:pos="9504"/>
         </w:tabs>
         <w:spacing w:before="90" w:after="50" w:line="240" w:lineRule="auto"/>
+        <w:outlineLvl w:val="1"/>
       </w:pPr>
       <w:r>
         <w:rPr>
@@ -6475,6 +6577,175 @@
         </w:tc>
       </w:tr>
     </w:tbl>
+    <w:p>
+      <w:pPr>
+        <w:pageBreakBefore/>
+        <w:keepNext/>
+        <w:pBdr>
+          <w:bottom w:val="single" w:sz="8" w:space="3" w:color="003A70"/>
+        </w:pBdr>
+        <w:tabs>
+          <w:tab w:val="right" w:pos="9504"/>
+        </w:tabs>
+        <w:spacing w:before="90" w:after="50" w:line="240" w:lineRule="auto"/>
+        <w:outlineLvl w:val="1"/>
+      </w:pPr>
+      <w:r>
+        <w:rPr>
+          <w:rFonts w:ascii="Avenir Next" w:hAnsi="Avenir Next" w:cs="Avenir Next" w:eastAsia="Avenir Next"/>
+          <w:b/>
+          <w:color w:val="003A70"/>
+          <w:spacing w:val="14"/>
+          <w:sz w:val="19"/>
+          <w:szCs w:val="19"/>
+        </w:rPr>
+        <w:t xml:space="preserve">MODEL, REASON, EXPLAIN  ·  ANSWERS</w:t>
+      </w:r>
+      <w:r>
+        <w:rPr>
+          <w:rFonts w:ascii="Avenir Next" w:hAnsi="Avenir Next" w:cs="Avenir Next" w:eastAsia="Avenir Next"/>
+          <w:color w:val="1A1A1A"/>
+          <w:sz w:val="17"/>
+          <w:szCs w:val="17"/>
+        </w:rPr>
+        <w:tab/>
+      </w:r>
+      <w:r>
+        <w:rPr>
+          <w:rFonts w:ascii="Avenir Next" w:hAnsi="Avenir Next" w:cs="Avenir Next" w:eastAsia="Avenir Next"/>
+          <w:i/>
+          <w:color w:val="5A5F66"/>
+          <w:sz w:val="17"/>
+          <w:szCs w:val="17"/>
+        </w:rPr>
+        <w:t xml:space="preserve">Guided Notes page 3</w:t>
+      </w:r>
+    </w:p>
+    <w:p>
+      <w:pPr>
+        <w:keepNext/>
+        <w:spacing w:before="80" w:after="30" w:line="264" w:lineRule="auto"/>
+      </w:pPr>
+      <w:r>
+        <w:rPr>
+          <w:rFonts w:ascii="Avenir Next" w:hAnsi="Avenir Next" w:cs="Avenir Next" w:eastAsia="Avenir Next"/>
+          <w:b/>
+          <w:color w:val="003A70"/>
+          <w:spacing w:val="12"/>
+          <w:sz w:val="15"/>
+          <w:szCs w:val="15"/>
+        </w:rPr>
+        <w:t xml:space="preserve">SESSION 1  ·  FRACTIONS, DECIMALS, PERCENTS</w:t>
+      </w:r>
+    </w:p>
+    <w:p>
+      <w:pPr>
+        <w:spacing w:before="0" w:after="50" w:line="268" w:lineRule="auto"/>
+      </w:pPr>
+      <w:r>
+        <w:rPr>
+          <w:rFonts w:ascii="Avenir Next" w:hAnsi="Avenir Next" w:cs="Avenir Next" w:eastAsia="Avenir Next"/>
+          <w:color w:val="1A1A1A"/>
+          <w:sz w:val="17"/>
+          <w:szCs w:val="17"/>
+        </w:rPr>
+        <w:t xml:space="preserve">Percent row: 0%, 12.5%, 25%, 37.5%, 50%, 62.5%, 75%, 87.5%, 100%. a. 1 slice = 100% ÷ 8 = 12.5%; 3 slices = 3 × 12.5% = 37.5%. b. 3 ÷ 8 = 0.375. c. 3/8 means 3 of 8 equal parts. On the bar, 3 parts end at 37.5%. 0.375 = 37.5 hundredths = 37.5%, so 3/8 = 0.375 = 37.5%.</w:t>
+      </w:r>
+    </w:p>
+    <w:p>
+      <w:pPr>
+        <w:spacing w:before="0" w:after="40" w:line="252" w:lineRule="auto"/>
+      </w:pPr>
+      <w:r>
+        <w:rPr>
+          <w:rFonts w:ascii="Avenir Next" w:hAnsi="Avenir Next" w:cs="Avenir Next" w:eastAsia="Avenir Next"/>
+          <w:b/>
+          <w:color w:val="003A70"/>
+          <w:sz w:val="16"/>
+          <w:szCs w:val="16"/>
+        </w:rPr>
+        <w:t xml:space="preserve">Challenge  </w:t>
+      </w:r>
+      <w:r>
+        <w:rPr>
+          <w:rFonts w:ascii="Avenir Next" w:hAnsi="Avenir Next" w:cs="Avenir Next" w:eastAsia="Avenir Next"/>
+          <w:color w:val="1A1A1A"/>
+          <w:sz w:val="17"/>
+          <w:szCs w:val="17"/>
+        </w:rPr>
+        <w:t xml:space="preserve">Each slice is 12.5%, so 3 slices are 3 × 12.5% = 37.5%, not 38%. Writing the digits 3 and 8 side by side does not keep the value: 38% = 38/100, but 3/8 = 37.5/100.</w:t>
+      </w:r>
+    </w:p>
+    <w:p>
+      <w:pPr>
+        <w:keepNext/>
+        <w:spacing w:before="80" w:after="30" w:line="264" w:lineRule="auto"/>
+      </w:pPr>
+      <w:r>
+        <w:rPr>
+          <w:rFonts w:ascii="Avenir Next" w:hAnsi="Avenir Next" w:cs="Avenir Next" w:eastAsia="Avenir Next"/>
+          <w:b/>
+          <w:color w:val="003A70"/>
+          <w:spacing w:val="12"/>
+          <w:sz w:val="15"/>
+          <w:szCs w:val="15"/>
+        </w:rPr>
+        <w:t xml:space="preserve">SESSION 2  ·  COMPARE AND ORDER</w:t>
+      </w:r>
+    </w:p>
+    <w:p>
+      <w:pPr>
+        <w:spacing w:before="0" w:after="50" w:line="268" w:lineRule="auto"/>
+      </w:pPr>
+      <w:r>
+        <w:rPr>
+          <w:rFonts w:ascii="Avenir Next" w:hAnsi="Avenir Next" w:cs="Avenir Next" w:eastAsia="Avenir Next"/>
+          <w:color w:val="1A1A1A"/>
+          <w:sz w:val="17"/>
+          <w:szCs w:val="17"/>
+        </w:rPr>
+        <w:t xml:space="preserve">a. 0.45 = 45%; 2/5 = 40/100 = 40%; 48% = 48%. b. Class B (2/5), Class A (0.45), Class C (48%). c. With all three as percents, 40% &lt; 45% &lt; 48%. On the line, 2/5 sits at 40%, 0.45 at 45%, and 48% is farthest right.</w:t>
+      </w:r>
+    </w:p>
+    <w:p>
+      <w:pPr>
+        <w:spacing w:before="0" w:after="40" w:line="252" w:lineRule="auto"/>
+      </w:pPr>
+      <w:r>
+        <w:rPr>
+          <w:rFonts w:ascii="Avenir Next" w:hAnsi="Avenir Next" w:cs="Avenir Next" w:eastAsia="Avenir Next"/>
+          <w:b/>
+          <w:color w:val="003A70"/>
+          <w:sz w:val="16"/>
+          <w:szCs w:val="16"/>
+        </w:rPr>
+        <w:t xml:space="preserve">Challenge  </w:t>
+      </w:r>
+      <w:r>
+        <w:rPr>
+          <w:rFonts w:ascii="Avenir Next" w:hAnsi="Avenir Next" w:cs="Avenir Next" w:eastAsia="Avenir Next"/>
+          <w:color w:val="1A1A1A"/>
+          <w:sz w:val="17"/>
+          <w:szCs w:val="17"/>
+        </w:rPr>
+        <w:t xml:space="preserve">Leo compared single digits, not values. 2/5 = 40/100 = 40% and 0.45 = 45%. 40% &lt; 45%, so 2/5 is less than 0.45.</w:t>
+      </w:r>
+    </w:p>
+    <w:p>
+      <w:pPr>
+        <w:spacing w:before="40" w:after="0" w:line="264" w:lineRule="auto"/>
+      </w:pPr>
+      <w:r>
+        <w:rPr>
+          <w:rFonts w:ascii="Avenir Next" w:hAnsi="Avenir Next" w:cs="Avenir Next" w:eastAsia="Avenir Next"/>
+          <w:i/>
+          <w:color w:val="5A5F66"/>
+          <w:sz w:val="15"/>
+          <w:szCs w:val="15"/>
+        </w:rPr>
+        <w:t xml:space="preserve">Score each task 0–3: 1 for a model that fits the numbers, 1 for correct math with units, 1 for an explanation that matches the model.</w:t>
+      </w:r>
+    </w:p>
     <w:p>
       <w:pPr>
         <w:spacing w:before="0" w:after="0" w:line="20" w:lineRule="exact"/>
